--- a/Zendesk_PlainLanguage_Implementation_Guide_v2.13.docx
+++ b/Zendesk_PlainLanguage_Implementation_Guide_v2.13.docx
@@ -26355,7 +26355,7 @@
         <w:szCs w:val="17"/>
         <w:lang w:val="en-US"/>
       </w:rPr>
-      <w:t>v2.9  |  June 2026</w:t>
+      <w:t>v2.13  |  June 2026</w:t>
     </w:r>
   </w:p>
   <w:p xmlns:wp14="http://schemas.microsoft.com/office/word/2010/wordml" wp14:textId="77777777">
